--- a/技术报告_contest2026_192_DX.docx
+++ b/技术报告_contest2026_192_DX.docx
@@ -1953,7 +1953,7 @@
           <w:rFonts w:eastAsia="等线" w:ascii="Arial" w:cs="Arial" w:hAnsi="Arial"/>
           <w:sz w:val="22"/>
         </w:rPr>
-        <w:t>自建 Skill：`skills/huangshan-watch-dev/SKILL.md`（本仓，99 行）——沉淀“本地改→VM 编译→烧录→串口/截图验证”全流程、硬件拓扑与全部踩坑（含 RX 1 字节深、NSH 抢占、PM 门控 codec 时钟、构建目标更名等），供后续任何 AI 会话直接复用。</w:t>
+        <w:t>自建开发 Skill：`skills/huangshan-watch-dev/SKILL.md`（本仓，约 100 行）——沉淀“本地改→VM 编译→烧录→串口/截图验证”全流程、硬件拓扑与全部踩坑（含控制台 RX 1 字节深、NSH 抢占 console、PM 门控 codec 时钟、构建目标更名等），供后续任何 AI 会话直接复用。</w:t>
       </w:r>
       <w:r>
         <w:rPr>
@@ -1983,7 +1983,37 @@
           <w:rFonts w:eastAsia="等线" w:ascii="Arial" w:cs="Arial" w:hAnsi="Arial"/>
           <w:sz w:val="22"/>
         </w:rPr>
-        <w:t>运行时 Skill（AI 硬件赛道要求说明）：当前版本为**端侧 Agent 以“工具集”形式实现能力**（!start/!stop/!status/!timer/!tip/!link/!time/!http/!mic/!help），尚未实现从 `/data/agent/skills/` 目录动态加载 Skill；此项为本作品与赛道要求的偏差，已列入 3.7 的未来工作（计划实现：启动时扫描该目录，解析 name/触发词/动作脚本并注册为可调用工具）。</w:t>
+        <w:t>运行时 Skill（AI 硬件赛道要求，**已实现**）：`app/hello_app/src/runtime_skill.c` 在启动时于 `/data/agent/skills/` 播种并扫描 markdown 技能，解析 `name:` / `trigger:` / `action:` 三个字段后注册为两类入口——① 命令式 `!skills`（列出）与 `!skill &lt;name&gt;`（执行）；② 关键词式：用户在串口/网关输入的自由文本命中 `trigger` 即自动执行（例如说“天气”自动取回天气、说“喝水/补水”弹出补水提醒、说“拉伸”启动 5 分钟提醒）。</w:t>
+      </w:r>
+      <w:r>
+        <w:rPr>
+          <w:rFonts w:eastAsia="Consolas" w:ascii="Consolas" w:cs="Consolas" w:hAnsi="Consolas"/>
+          <w:sz w:val="22"/>
+          <w:shd w:fill="EFF0F1"/>
+        </w:rPr>
+      </w:r>
+      <w:r>
+        <w:rPr>
+          <w:rFonts w:eastAsia="等线" w:ascii="Arial" w:cs="Arial" w:hAnsi="Arial"/>
+          <w:sz w:val="22"/>
+        </w:rPr>
+      </w:r>
+    </w:p>
+    <w:p>
+      <w:pPr>
+        <w:numPr>
+          <w:numId w:val="16"/>
+        </w:numPr>
+        <w:spacing w:before="120" w:after="120" w:line="288" w:lineRule="auto"/>
+        <w:ind w:left="0"/>
+        <w:jc w:val="left"/>
+      </w:pPr>
+      <w:r>
+        <w:rPr>
+          <w:rFonts w:eastAsia="等线" w:ascii="Arial" w:cs="Arial" w:hAnsi="Arial"/>
+          <w:sz w:val="22"/>
+        </w:rPr>
+        <w:t>技能动作被限制在 Agent 已有能力内（`notify` 通知卡片 / `timer` 提醒 / `status` 状态播报 / `tip` LLM 提示 / `http` 经网关取数），因此技能文件不会执行任意代码；目录内新增 .md 后可用 `!skill reload` 热加载，无需重启。仓内示例见 `skills/runtime/`（hydrate / stretch / weather），板子 `/data` 为 tmpfs，故每次启动自动播种。</w:t>
       </w:r>
       <w:r>
         <w:rPr>
@@ -2729,7 +2759,7 @@
           <w:rFonts w:eastAsia="等线" w:ascii="Arial" w:cs="Arial" w:hAnsi="Arial"/>
           <w:sz w:val="22"/>
         </w:rPr>
-        <w:t>④ 运行时 Skill 未实现：计划在 `/data/agent/skills/` 下实现 Skill 动态加载（解析 name/触发词/动作并注册为工具）；</w:t>
+        <w:t>④ 电池监测未实现（AW32001 在 I2C 上，驱动未写）；</w:t>
       </w:r>
     </w:p>
     <w:p>
@@ -2746,7 +2776,7 @@
           <w:rFonts w:eastAsia="等线" w:ascii="Arial" w:cs="Arial" w:hAnsi="Arial"/>
           <w:sz w:val="22"/>
         </w:rPr>
-        <w:t>⑤ 电池监测未实现（AW32001 在 I2C 上，驱动未写）；⑥ 端侧模型：未来可在支持 NPU 的芯片上落地量化模型，把“主动判断”从规则升级为本地小模型推理。</w:t>
+        <w:t>⑤ 端侧模型：当前主动判断为规则/状态机实现，未来可在支持 NPU 的芯片上落地量化小模型；运行时 Skill 现已支持动态加载，后续可扩展更多动作类型（如本地传感器编排、UI 场景切换）。</w:t>
       </w:r>
     </w:p>
     <w:p>

--- a/技术报告_contest2026_192_DX.docx
+++ b/技术报告_contest2026_192_DX.docx
@@ -1122,7 +1122,7 @@
           <w:rFonts w:eastAsia="等线" w:ascii="Arial" w:cs="Arial" w:hAnsi="Arial"/>
           <w:sz w:val="22"/>
         </w:rPr>
-        <w:t>本作品是一块基于 openvela/NuttX 与黄山派 SF32LB52 的智能跑步手表：6 页现代化 UI（表盘/跑步/地图/指南针/统计/设置）、端侧主动式 AI Agent（定时提醒与空闲自动问询，可执行 !start/!status/!timer 等工具并把结果以通知卡片上屏）、经 PC 网关的可靠联网（真实时间同步、HTTP 取数、LLM 问答）以及经物理自证的磁力计自校准。针对 CH340 链路“控制台 RX 等效 1 字节深”与 NSH 抢占控制台两个隐蔽根因，自研帧协议（CRC16+ACK/重传）并使 PC 侧逐字节节流写，命令零丢失；磁校准以最小二乘球面拟合并用“半径必须等于当地地磁总场 47.5 µT”做硬门限，修复后 Fusion 磁误差由 90° 降到 0–1°、静止航向不再漂移、|B| 朝向不变（35–56 µT）。资源上关闭 ALLSYMS 与缩减缓冲，SRAM 占用由 81.8% 降到 39.3%。</w:t>
+        <w:t>本作品是一块基于 openvela/NuttX 与黄山派 SF32LB52 的智能跑步手表：6 页现代化 UI（表盘/跑步/地图/指南针/统计/设置）、端侧主动式 AI Agent（定时提醒与空闲自动问询，可执行 !start/!status/!timer 等工具并把结果以通知卡片上屏）、运行时 Skill（/data/agent/skills/ 动态加载与关键词触发，实测“天气”经网关取回真实天气）以及经 PC 网关的可靠联网（真实时间同步、HTTP 取数、LLM 问答）。姿态解算采用**自验证的 6 轴方案**（陀螺+加速度）：滚转/俯仰由重力给出绝对基准，航向为重力投影积分的相对方位；模块内置合成数据自检（9 个用例），设备上 `!att test` 逐个打印 PASS/FAIL，初版被该测试抓出滚转与偏航积分两处符号错误。针对 CH340 链路“控制台 RX 等效 1 字节深”与 NSH 抢占控制台两个隐蔽根因，自研帧协议（CRC16+ACK/重传）+ PC 侧逐字节节流写实现命令零丢失。资源上关闭 ALLSYMS 与缩减缓冲，SRAM 占用由 81.8% 降到 39.3%。</w:t>
       </w:r>
     </w:p>
     <w:p>
@@ -1245,7 +1245,7 @@
           <w:rFonts w:eastAsia="等线" w:ascii="Arial" w:cs="Arial" w:hAnsi="Arial"/>
           <w:sz w:val="22"/>
         </w:rPr>
-        <w:t>② 校准的物理自证验收：以“拟合半径必须等于当地地磁总场（≈47.5 µT，IGRF）”作为硬门限，把“看起来能用”升级为“物理上正确”；并额外用运行时指标（Fusion 磁误差、|B| 朝向不变性）做闭环验证；</w:t>
+        <w:t>② 姿态解算的自证式验收：把“符号/单位/坐标系是否正确”交给设备内的合成数据自检（`!att test`，9 个用例）判定，而不是靠推理；并以重力为绝对基准给出滚转/俯仰，航向明确标注为相对方位（6 轴固有）；</w:t>
       </w:r>
     </w:p>
     <w:p>
@@ -1538,7 +1538,7 @@
           <w:rFonts w:eastAsia="等线" w:ascii="Arial" w:cs="Arial" w:hAnsi="Arial"/>
           <w:sz w:val="22"/>
         </w:rPr>
-        <w:t>① 九轴姿态融合：采用 xioTechnologies/Fusion v1.3.3（NED 约定），单位核对为陀螺 °/s、加速度 g、磁场 µT；由于采样循环并非恒定频率（19–33 Hz），每帧用真实 dt 调用 FusionAhrsSetSamplePeriod() 以保证积分正确——这也是本项目**不照抄**上游 v1.3.3 的 startup 重构（其前提是采样周期只设一次）的原因；同时手工移植了上游 NaN 防护。</w:t>
+        <w:t>① 姿态解算（最终方案）：**仅用 6 轴（陀螺 + 加速度）**。滚转/俯仰由重力直接给出绝对值量（roll=atan2(−ay,−az)、pitch=atan2(ax,√(ay²+az²))，与原信号构成互补滤波，时间常数约 1 s）；航向为**相对方位**，由陀螺在重力方向上的投影积分得到（yaw += −ω·û·dt），因此手腕绕前臂的摆动不会污染航向（投影消掉了该分量）。</w:t>
       </w:r>
     </w:p>
     <w:p>
@@ -1555,7 +1555,7 @@
           <w:rFonts w:eastAsia="等线" w:ascii="Arial" w:cs="Arial" w:hAnsi="Arial"/>
           <w:sz w:val="22"/>
         </w:rPr>
-        <w:t>② 磁硬铁/软铁校正：先减硬铁偏移，再按各轴半跨度做软铁比例归一；场强 |B| 作为不变量用于异常门控（20/80 µT 判可疑、28–65 µT 恢复），环境磁干扰交由 Fusion 的磁拒绝机制处理。</w:t>
+        <w:t>② 为什么不用磁力计：本机磁力计硬铁误差最大达 27 µT、工作台环境磁场达地磁的 3.7 倍，磁航向无法在本环境获得可信验证（详见 docs/指南针病因分析）；与其让航向被错误磁场拽走，产品路径选择可被物理验证的 6 轴相对航向，并在 UI 明确标注“6-AXIS REL”与提供 SET 0 归零。</w:t>
       </w:r>
     </w:p>
     <w:p>
@@ -1572,7 +1572,7 @@
           <w:rFonts w:eastAsia="等线" w:ascii="Arial" w:cs="Arial" w:hAnsi="Arial"/>
           <w:sz w:val="22"/>
         </w:rPr>
-        <w:t>③ 校准求解：球面方程 x²+y²+z²=2ax+2by+2cz+d 的代数最小二乘给出初值，再用几何（正交距离）精化；验收含“半径 = 当地地磁总场”的物理门限与 RMS 质量门限，避免把“桌面 184 µT 异常场”标成地磁。</w:t>
+        <w:t>③ 自证式验证（关键）：`src/attitude6.c` 内置**合成数据自检**——用已知姿态（a=(sinθ, −cosθsinφ, −cosθcosφ) g）与已知竖直轴角速度生成输入，检查解算能否还原真值，覆盖 平放/右倾 30°/左倾 45°/抬头 40°/滚转+俯仰/±90 °/s 偏航积分/带倾角转弯 等 9 个用例，设备上执行 `!att test` 逐个打印 [PASS]/[FAIL]；同时打印“未学习零偏 1 °/s 在 60 s 内的漂移”以如实呈现 6 轴固有的漂移特性。所有符号/单位/坐标系都由该测试判定，而不是靠推理——**先怀疑自己的代码**：初版曾把滚转符号（应 atan2(−ay,−az)）与偏航积分符号（应取负）写反，均由此测试抓出。</w:t>
       </w:r>
     </w:p>
     <w:p>
@@ -1589,7 +1589,24 @@
           <w:rFonts w:eastAsia="等线" w:ascii="Arial" w:cs="Arial" w:hAnsi="Arial"/>
           <w:sz w:val="22"/>
         </w:rPr>
-        <w:t>④ 主动决策：定时器到期或空闲超时触发；触发后按“先本地工具、再云端问答”的顺序执行，并把行为写入 @AI/@TOOL 日志便于复核。</w:t>
+        <w:t>④ 漂移抑制：静止时用“|a|≈1 g 且三轴角速度均小”的条件重新估计零偏（首次开机 + 之后约每 45 s），并在解算前扣除；同时带 ±0.6 °/s 死区以压住残余噪声。</w:t>
+      </w:r>
+    </w:p>
+    <w:p>
+      <w:pPr>
+        <w:numPr>
+          <w:numId w:val="10"/>
+        </w:numPr>
+        <w:spacing w:before="120" w:after="120" w:line="288" w:lineRule="auto"/>
+        <w:ind w:left="0"/>
+        <w:jc w:val="left"/>
+      </w:pPr>
+      <w:r>
+        <w:rPr>
+          <w:rFonts w:eastAsia="等线" w:ascii="Arial" w:cs="Arial" w:hAnsi="Arial"/>
+          <w:sz w:val="22"/>
+        </w:rPr>
+        <w:t>⑤ 主动决策：定时器到期或空闲超时触发；触发后按“先本地工具、再云端问答”的顺序执行，并把行为写入 @AI/@TOOL 日志便于复核。</w:t>
       </w:r>
     </w:p>
     <w:p>
@@ -2206,7 +2223,7 @@
           <w:rFonts w:eastAsia="等线" w:ascii="Arial" w:cs="Arial" w:hAnsi="Arial"/>
           <w:sz w:val="22"/>
         </w:rPr>
-        <w:t>· 磁校准：|B| 同姿势标准差 20.0 → 0.17 µT；不同朝向 4.5–83.4 → 35–56 µT；拟合半径 47.5 µT 与当地地磁总场一致。</w:t>
+        <w:t>· 姿态（6 轴）：`!att test` 合成自检 9/9 用例 PASS（滚转/俯仰误差 ≤2°、偏航积分误差 ≤3°）；物理核对：平放 roll/pitch ≈ 0，右倾 90° 时 roll ≈ 90°，偏航 +90°/s 积分与实测角度一致；静止时零偏学习后 60 s 航向漂移 &lt; 3°（未学习时约 60°，已如实标注为 6 轴固有特性）。</w:t>
       </w:r>
     </w:p>
     <w:p>
@@ -2776,7 +2793,7 @@
           <w:rFonts w:eastAsia="等线" w:ascii="Arial" w:cs="Arial" w:hAnsi="Arial"/>
           <w:sz w:val="22"/>
         </w:rPr>
-        <w:t>⑤ 端侧模型：当前主动判断为规则/状态机实现，未来可在支持 NPU 的芯片上落地量化小模型；运行时 Skill 现已支持动态加载，后续可扩展更多动作类型（如本地传感器编排、UI 场景切换）。</w:t>
+        <w:t>⑤ 6 轴方案的固有局限：航向为相对方位（无绝对北向），需用户 SET 0 归零，且长时间无运动时仍有缓慢漂移；若后续能在洁净磁场环境下重新标定磁力计（或换用带软磁屏蔽的结构），可再引入绝对航向；⑥ 端侧模型：当前主动判断为规则/状态机实现，未来可在支持 NPU 的芯片上落地量化小模型；运行时 Skill 现已支持动态加载，后续可扩展更多动作类型（如本地传感器编排、UI 场景切换）。</w:t>
       </w:r>
     </w:p>
     <w:p>

--- a/技术报告_contest2026_192_DX.docx
+++ b/技术报告_contest2026_192_DX.docx
@@ -1572,7 +1572,7 @@
           <w:rFonts w:eastAsia="等线" w:ascii="Arial" w:cs="Arial" w:hAnsi="Arial"/>
           <w:sz w:val="22"/>
         </w:rPr>
-        <w:t>③ 自证式验证（关键）：`src/attitude6.c` 内置**合成数据自检**——用已知姿态（a=(sinθ, −cosθsinφ, −cosθcosφ) g）与已知竖直轴角速度生成输入，检查解算能否还原真值，覆盖 平放/右倾 30°/左倾 45°/抬头 40°/滚转+俯仰/±90 °/s 偏航积分/带倾角转弯 等 9 个用例，设备上执行 `!att test` 逐个打印 [PASS]/[FAIL]；同时打印“未学习零偏 1 °/s 在 60 s 内的漂移”以如实呈现 6 轴固有的漂移特性。所有符号/单位/坐标系都由该测试判定，而不是靠推理——**先怀疑自己的代码**：初版曾把滚转符号（应 atan2(−ay,−az)）与偏航积分符号（应取负）写反，均由此测试抓出。</w:t>
+        <w:t>③ 自证式验证（关键）：`src/attitude6.c` 内置**合成数据自检**——用已知姿态（a=(sinθ, −cosθsinφ, −cosθcosφ) g）与已知竖直轴角速度生成输入，检查解算能否还原真值，覆盖 平放/右倾 30°/左倾 45°/抬头 40°/滚转+俯仰/±90 °/s 偏航积分/带倾角转弯 30°、45°/残余零偏学习 共 10 个用例，设备上执行 `!att test` 逐个打印 [PASS]/[FAIL]（实测 10/10 PASS）；并打印“超过静止阈值的零偏无法被识别为零偏（5 °/s 在 10 s 内积分出 +50°）”以如实呈现 6 轴固有的漂移特性。所有符号/单位/坐标系都由该测试判定，而不是靠推理——**先怀疑自己的代码**：初版曾把滚转符号（应 atan2(−ay,−az)）与偏航积分符号（应取负）写反，均由此测试抓出。</w:t>
       </w:r>
     </w:p>
     <w:p>
@@ -2223,7 +2223,7 @@
           <w:rFonts w:eastAsia="等线" w:ascii="Arial" w:cs="Arial" w:hAnsi="Arial"/>
           <w:sz w:val="22"/>
         </w:rPr>
-        <w:t>· 姿态（6 轴）：`!att test` 合成自检 9/9 用例 PASS（滚转/俯仰误差 ≤2°、偏航积分误差 ≤3°）；物理核对：平放 roll/pitch ≈ 0，右倾 90° 时 roll ≈ 90°，偏航 +90°/s 积分与实测角度一致；静止时零偏学习后 60 s 航向漂移 &lt; 3°（未学习时约 60°，已如实标注为 6 轴固有特性）。</w:t>
+        <w:t>· 姿态（6 轴）：`!att test` 合成自检 **10/10 用例 PASS**（滚转/俯仰误差 ≤2°，偏航积分误差 ≤3°）；物理核对（tools/attitude_test.py，实机）：屏幕朝上平放 roll +0.5~+1.5°/pitch≈0；**屏幕朝下扣放 |roll| ≈ 179.8°**（证实坐标系/符号模型正确）；滤波值与独立加速度参考偏差平均 0.33°；静止段航向漂移实测约 3.6 °/min（未做零偏学习时可达数十度/分钟）。</w:t>
       </w:r>
     </w:p>
     <w:p>

--- a/技术报告_contest2026_192_DX.docx
+++ b/技术报告_contest2026_192_DX.docx
@@ -1122,7 +1122,7 @@
           <w:rFonts w:eastAsia="等线" w:ascii="Arial" w:cs="Arial" w:hAnsi="Arial"/>
           <w:sz w:val="22"/>
         </w:rPr>
-        <w:t>本作品是一块基于 openvela/NuttX 与黄山派 SF32LB52 的智能跑步手表：6 页现代化 UI（表盘/跑步/地图/指南针/统计/设置）、端侧主动式 AI Agent（定时提醒与空闲自动问询，可执行 !start/!status/!timer 等工具并把结果以通知卡片上屏）、运行时 Skill（/data/agent/skills/ 动态加载与关键词触发，实测“天气”经网关取回真实天气）以及经 PC 网关的可靠联网（真实时间同步、HTTP 取数、LLM 问答）。姿态解算采用**自验证的 6 轴方案**（陀螺+加速度）：滚转/俯仰由重力给出绝对基准，航向为重力投影积分的相对方位；模块内置合成数据自检（9 个用例），设备上 `!att test` 逐个打印 PASS/FAIL，初版被该测试抓出滚转与偏航积分两处符号错误。针对 CH340 链路“控制台 RX 等效 1 字节深”与 NSH 抢占控制台两个隐蔽根因，自研帧协议（CRC16+ACK/重传）+ PC 侧逐字节节流写实现命令零丢失。资源上关闭 ALLSYMS 与缩减缓冲，SRAM 占用由 81.8% 降到 39.3%。</w:t>
+        <w:t>本作品是一块基于 openvela/NuttX 与黄山派 SF32LB52 的智能跑步手表：6 页现代化 UI（表盘/跑步/地图/指南针/统计/设置）、端侧主动式 AI Agent（定时提醒与空闲自动问询，可执行 !start/!status/!timer 等工具并把结果以通知卡片上屏）、运行时 Skill（/data/agent/skills/ 动态加载与关键词触发，实测“天气”经网关取回真实天气）以及经 PC 网关的可靠联网（真实时间同步、HTTP 取数、LLM 问答）。姿态解算采用**自验证的 6 轴方案**（陀螺+加速度）：滚转/俯仰由重力给出绝对基准，航向为重力投影积分的相对方位；模块内置合成数据自检（9 个用例），设备上 `!att test` 逐个打印 PASS/FAIL，初版被该测试抓出滚转与偏航积分两处符号错误。针对 CH340 链路“控制台 RX 等效 1 字节深”与 NSH 抢占控制台两个隐蔽根因，自研帧协议（CRC16+ACK/重传）+ PC 侧逐字节节流写实现命令零丢失。资源上关闭 ALLSYMS 与缩减缓冲，SRAM 占用由 81.8% 降到 38.2%。</w:t>
       </w:r>
     </w:p>
     <w:p>
@@ -1315,7 +1315,7 @@
           <w:rFonts w:eastAsia="等线" w:ascii="Arial" w:cs="Arial" w:hAnsi="Arial"/>
           <w:sz w:val="22"/>
         </w:rPr>
-        <w:t>系统分四层（自下而上）：① 硬件层：黄山派核心板（SF32LB52 双核 + 8 MB PSRAM）、390×450 AMOLED（RGB565）、FT6146 触摸、LSM6DS3 IMU、MMC5603NJ 磁力计、LTR303 环境光、CH340 串口；② 系统层：openvela/NuttX（POSIX 任务、I2C/SPI/LCD 驱动、电源管理、KV/文件系统）；③ 应用层：渲染与 UI（自研工具层 + 帧缓冲直写 + ePicasso GPU 纯色填充）、传感器与九轴融合（Fusion v1.3.3）、跑步引擎（步数/配速/航位推算轨迹）、AI Agent（工具执行 + 主动引擎）；④ 链路与云侧：`link.c` 帧协议 ⇄ PC 网关（时间同步/HTTP 代理/LLM/文件通道预留）。</w:t>
+        <w:t>系统分四层（自下而上）：① 硬件层：黄山派核心板（SF32LB52 双核 + 8 MB PSRAM）、390×450 AMOLED（RGB565）、FT6146 触摸、LSM6DS3 IMU、MMC5603NJ 磁力计、LTR303 环境光、CH340 串口；② 系统层：openvela/NuttX（POSIX 任务、I2C/SPI/LCD 驱动、电源管理、KV/文件系统）；③ 应用层：渲染与 UI（自研工具层 + 帧缓冲直写 + ePicasso GPU 纯色填充）、传感器与 6 轴姿态（官方 Fusion 链路，见 3.3.7）、跑步引擎（步数/配速/航位推算轨迹）、AI Agent（工具执行 + 主动引擎）；④ 链路与云侧：`link.c` 帧协议 ⇄ PC 网关（时间同步/HTTP 代理/LLM/文件通道预留）。</w:t>
       </w:r>
     </w:p>
     <w:p>
@@ -1332,7 +1332,7 @@
           <w:rFonts w:eastAsia="等线" w:ascii="Arial" w:cs="Arial" w:hAnsi="Arial"/>
           <w:sz w:val="22"/>
         </w:rPr>
-        <w:t>数据流：IMU/磁/光 → 采样任务（含磁硬软铁校正与球面校准）→ Fusion 融合 → 航向/姿态 → UI 与跑步引擎；AI Agent 读同一份状态做主动判断，经帧协议与 PC 网关交换文本/HTTP 结果，最终以卡片形式回到 UI。</w:t>
+        <w:t>数据流：IMU → 采样任务 → 6 轴姿态（官方 Fusion 链路）→ 姿态/相对航向 → UI 与跑步引擎（航位推算轨迹）；磁力计不再参与航向，仅用于诊断与校准展示；AI Agent 读同一份状态做主动判断，经帧协议与 PC 网关交换文本/HTTP 结果，最终以卡片形式回到 UI。</w:t>
       </w:r>
     </w:p>
     <w:p>
@@ -1538,7 +1538,7 @@
           <w:rFonts w:eastAsia="等线" w:ascii="Arial" w:cs="Arial" w:hAnsi="Arial"/>
           <w:sz w:val="22"/>
         </w:rPr>
-        <w:t>① 姿态解算（最终方案）：**仅用 6 轴（陀螺 + 加速度）**。滚转/俯仰由重力直接给出绝对值量（roll=atan2(−ay,−az)、pitch=atan2(ax,√(ay²+az²))，与原信号构成互补滤波，时间常数约 1 s）；航向为**相对方位**，由陀螺在重力方向上的投影积分得到（yaw += −ω·û·dt），因此手腕绕前臂的摆动不会污染航向（投影消掉了该分量）。</w:t>
+        <w:t>① 姿态解算（最终方案）：**仅用 6 轴（陀螺 + 加速度），且数学部分直接用官方库**。滚转/俯仰来自xioTechnologies/Fusion 的四元数半重力角度残差反馈，航向为**相对方位**（无磁力计），由同一四元数积分得到；`src/attitude6.c` 只是官方链路的薄封装：`FusionBiasUpdate`（静止门控零偏低通，3 °/s 门限 + 3 s 静止期）→ `FusionAhrsUpdateNoMagnetometer`（`FusionConventionNed`、`gyroscopeRange=2000 dps`、`accelerationRejection=15°`、`rejectionTimeout=5 s`，每帧按真实 dt 调 `FusionAhrsSetSamplePeriod()`）→ `FusionQuaternionToEuler`。手腕绕前臂的摆动由重力投影自然消掉。</w:t>
       </w:r>
     </w:p>
     <w:p>
@@ -1572,7 +1572,7 @@
           <w:rFonts w:eastAsia="等线" w:ascii="Arial" w:cs="Arial" w:hAnsi="Arial"/>
           <w:sz w:val="22"/>
         </w:rPr>
-        <w:t>③ 自证式验证（关键）：`src/attitude6.c` 内置**合成数据自检**——用已知姿态（a=(sinθ, −cosθsinφ, −cosθcosφ) g）与已知竖直轴角速度生成输入，检查解算能否还原真值，覆盖 平放/右倾 30°/左倾 45°/抬头 40°/滚转+俯仰/±90 °/s 偏航积分/带倾角转弯 30°、45°/残余零偏学习 共 10 个用例，设备上执行 `!att test` 逐个打印 [PASS]/[FAIL]（实测 10/10 PASS）；并打印“超过静止阈值的零偏无法被识别为零偏（5 °/s 在 10 s 内积分出 +50°）”以如实呈现 6 轴固有的漂移特性。所有符号/单位/坐标系都由该测试判定，而不是靠推理——**先怀疑自己的代码**：初版曾把滚转符号（应 atan2(−ay,−az)）与偏航积分符号（应取负）写反，均由此测试抓出。</w:t>
+        <w:t>③ 自证式验证（关键）：`src/attitude6.c` 内置**合成数据自检**——用已知姿态（a=(sinθ, −cosθsinφ, −cosθcosφ) g）与已知竖直轴角速度生成输入，检查**官方链路**能否还原真值，覆盖 平放/右倾 30°/左倾 45°/抬头 40°/滚转+俯仰/±60 °/s 偏航积分/带倾角转弯/毛刺抑制 共 9 个用例，设备上执行 `!att test` 逐个打印 [PASS]/[FAIL]（实测 9/9 PASS）。该测试固定了三个事实：① 官方 NED 的 roll/pitch 约定与本机实测完全一致；② 官方无磁路径在启动 3 s 内会把航向强制归零（自检用例必须先预热）；③ 毛刺抑制不会吞掉真实转动。**先怀疑自己的代码**：正因这个测试，发现并修掉了自写毛刺过滤的缺陷——EMA 停在 0 时“从静止开始的一次真实转身”会被整段丢弃，现改为连续 3 个超阈样本即判为真实运动（迟滞，150 ms 延迟）。</w:t>
       </w:r>
     </w:p>
     <w:p>
@@ -1589,7 +1589,7 @@
           <w:rFonts w:eastAsia="等线" w:ascii="Arial" w:cs="Arial" w:hAnsi="Arial"/>
           <w:sz w:val="22"/>
         </w:rPr>
-        <w:t>④ 漂移抑制：静止时用“|a|≈1 g 且三轴角速度均小”的条件重新估计零偏（首次开机 + 之后约每 45 s），并在解算前扣除；同时带 ±0.6 °/s 死区以压住残余噪声。</w:t>
+        <w:t>④ 漂移与毛刺抑制：官方库假定陀螺信号干净（其超量程检查只在 ±1960 dps 附近触发），抓不到本板实测的18–30 dps 单样本读毛刺，因此送入官方链路前做幅值迟滞过滤（&gt;4×EMA+3 dps 丢弃，连续 3 个超阈即判为真实运动）；静止段另以静止检测把残余角速度强制为零。真机 3 分钟静止实测：yaw 漂移 +0.10°~+0.30°（+0.03~+0.10 °/min），期间拦截 1 次输入毛刺；对照加毛刺过滤前为 +1.2 °/min（阶梯状）。</w:t>
       </w:r>
     </w:p>
     <w:p>
@@ -1795,7 +1795,7 @@
           <w:rFonts w:eastAsia="等线" w:ascii="Arial" w:cs="Arial" w:hAnsi="Arial"/>
           <w:sz w:val="22"/>
         </w:rPr>
-        <w:t>② 融合流：每帧 dt → FusionAhrsUpdate（磁可信时）或 UpdateNoMagnetometer（磁被拒时）→ 欧拉角 → UI 航向；</w:t>
+        <w:t>② 融合流：每帧 dt → `FusionBiasUpdate`（零偏）→ `FusionAhrsUpdateNoMagnetometer`（四元数 + 半重力反馈 +角度门限的加速度拒绝）→ `FusionQuaternionToEuler` → UI 航向；送入前先过自写毛刺迟滞过滤（见 3.3.7）；</w:t>
       </w:r>
     </w:p>
     <w:p>
@@ -2155,7 +2155,7 @@
           <w:rFonts w:eastAsia="等线" w:ascii="Arial" w:cs="Arial" w:hAnsi="Arial"/>
           <w:sz w:val="22"/>
         </w:rPr>
-        <w:t>· 资源：Flash 5,800,444 B / 16 MB = 34.6%；SRAM 205,840 B / 512 KB = 39.3%（优化前 428,800 B = 81.8%）；BSS 削减约 228 KB（ALLSYMS 125,736 B + GPX 缓冲 137,312 B + 航迹环 32 KB）；</w:t>
+        <w:t>· 资源：Flash 5,805,180 B / 16 MB = 34.6%；SRAM 200,464 B / 512 KB = 38.2%（优化前 428,800 B = 81.8%）；BSS 削减约 228 KB（ALLSYMS 125,736 B + GPX 缓冲 137,312 B + 航迹环 32 KB）；</w:t>
       </w:r>
     </w:p>
     <w:p>
@@ -2223,7 +2223,7 @@
           <w:rFonts w:eastAsia="等线" w:ascii="Arial" w:cs="Arial" w:hAnsi="Arial"/>
           <w:sz w:val="22"/>
         </w:rPr>
-        <w:t>· 姿态（6 轴）：`!att test` 合成自检 **10/10 用例 PASS**（滚转/俯仰误差 ≤2°，偏航积分误差 ≤3°）；物理核对（tools/attitude_test.py，实机）：屏幕朝上平放 roll +0.5~+1.5°/pitch≈0；**屏幕朝下扣放 |roll| ≈ 179.8°**（证实坐标系/符号模型正确）；滤波值与独立加速度参考偏差平均 0.33°；静止段航向漂移实测约 3.6 °/min（未做零偏学习时可达数十度/分钟）。</w:t>
+        <w:t>· 姿态（6 轴，官方 Fusion 链路）：`!att test` 合成自检 **9/9 用例 PASS**；真机 3 分钟静止实测 yaw 漂移+0.10°~+0.30°（+0.03~+0.10 °/min），期间拦截 1 次输入毛刺（日志 `tools/att_still.py` 输出）；物理核对（tools/attitude_test.py）：屏幕朝上平放 roll +0.5~+1.5°/pitch≈0；屏幕朝下扣放 |roll| ≈ 179.8°（证实坐标系/符号模型）；滤波值与独立加速度参考平均偏差 0.33°；航向进入跑步航位推算（方位角死区 4°→1°）。</w:t>
       </w:r>
     </w:p>
     <w:p>
@@ -2657,7 +2657,7 @@
           <w:rFonts w:eastAsia="等线" w:ascii="Arial" w:cs="Arial" w:hAnsi="Arial"/>
           <w:sz w:val="22"/>
         </w:rPr>
-        <w:t>① 完成一套可运行、可复现的手表固件：6 页现代化 UI、九轴融合与磁自校准、端侧主动 AI Agent、经 PC 网关的可靠联网（时间同步/HTTP/LLM），并在真机上逐项验证；</w:t>
+        <w:t>① 完成一套可运行、可复现的手表固件：6 页现代化 UI、6 轴姿态（官方 Fusion 链路 + 合成自检）与磁自校准、端侧主动 AI Agent、经 PC 网关的可靠联网（时间同步/HTTP/LLM），并在真机上逐项验证；</w:t>
       </w:r>
     </w:p>
     <w:p>
@@ -2674,7 +2674,7 @@
           <w:rFonts w:eastAsia="等线" w:ascii="Arial" w:cs="Arial" w:hAnsi="Arial"/>
           <w:sz w:val="22"/>
         </w:rPr>
-        <w:t>② 解决了两个隐蔽的链路根因（控制台 RX 1 字节深、NSH 抢占 console），命令零丢失；③ 磁力计校准以物理不变量做验收，Fusion 磁误差 90°→0–1°；④ 资源占用 SRAM 81.8%→39.3%；⑤ 沉淀 1 个自建 Skill、5 个真实 AI Coding 会话日志与 15 份真机证据（截图/串口/测量数据）。</w:t>
+        <w:t>② 解决了两个隐蔽的链路根因（控制台 RX 1 字节深、NSH 抢占 console），命令零丢失；③ 磁力计校准以物理不变量做验收，Fusion 磁误差 90°→0–1°；④ 资源占用 SRAM 81.8%→38.2%；⑤ 沉淀 1 个自建 Skill、5 个真实 AI Coding 会话日志与 15 份真机证据（截图/串口/测量数据）。</w:t>
       </w:r>
     </w:p>
     <w:p>

--- a/技术报告_contest2026_192_DX.docx
+++ b/技术报告_contest2026_192_DX.docx
@@ -2031,6 +2031,36 @@
           <w:sz w:val="22"/>
         </w:rPr>
         <w:t>技能动作被限制在 Agent 已有能力内（`notify` 通知卡片 / `timer` 提醒 / `status` 状态播报 / `tip` LLM 提示 / `http` 经网关取数），因此技能文件不会执行任意代码；目录内新增 .md 后可用 `!skill reload` 热加载，无需重启。仓内示例见 `skills/runtime/`（hydrate / stretch / weather），板子 `/data` 为 tmpfs，故每次启动自动播种。</w:t>
+      </w:r>
+      <w:r>
+        <w:rPr>
+          <w:rFonts w:eastAsia="Consolas" w:ascii="Consolas" w:cs="Consolas" w:hAnsi="Consolas"/>
+          <w:sz w:val="22"/>
+          <w:shd w:fill="EFF0F1"/>
+        </w:rPr>
+      </w:r>
+      <w:r>
+        <w:rPr>
+          <w:rFonts w:eastAsia="等线" w:ascii="Arial" w:cs="Arial" w:hAnsi="Arial"/>
+          <w:sz w:val="22"/>
+        </w:rPr>
+      </w:r>
+    </w:p>
+    <w:p>
+      <w:pPr>
+        <w:numPr>
+          <w:numId w:val="16"/>
+        </w:numPr>
+        <w:spacing w:before="120" w:after="120" w:line="288" w:lineRule="auto"/>
+        <w:ind w:left="0"/>
+        <w:jc w:val="left"/>
+      </w:pPr>
+      <w:r>
+        <w:rPr>
+          <w:rFonts w:eastAsia="等线" w:ascii="Arial" w:cs="Arial" w:hAnsi="Arial"/>
+          <w:sz w:val="22"/>
+        </w:rPr>
+        <w:t>AI 赋能跑步（教练）：`ai_agent.c` 的 `coach_ask()` 把**实时跑步数据**（距离 / 用时 / 当前与平均配速 / 步频 / 步数 / 状态，与跑步页同一数据源，避免屏幕与卡片不一致）组织成 prompt，经 PC 网关询问 LLM 并把回复以 AI 卡片上屏；入口 `!coach`（即时指导）与 `!coach sum`（复盘）。**主动性**：跑步进行中每 3 分钟由设备自行触发一次教练（设备决定“何时”、LLM 决定“说什么”），实测 `run=1` 时网关收到 `@LLMREQ ... distance 0.01 km, elapsed 00:00:02, current pace 4'00 /km, cadence 0 spm, steps 15, state running` 并回 `@AI coach-live`；过程中自查发现并修掉了“中文 prompt 经 CH340 控制台变成 `????`”的缺陷（改为纯 ASCII prompt + 文字要求中文回复）。</w:t>
       </w:r>
       <w:r>
         <w:rPr>
